--- a/Computer Engineering, Software Engineering, Computer systems & their softwares/Annexes/CVs/CV_Department of Computer and software engineering/CV_Xolliyev_Faxriddin.docx
+++ b/Computer Engineering, Software Engineering, Computer systems & their softwares/Annexes/CVs/CV_Department of Computer and software engineering/CV_Xolliyev_Faxriddin.docx
@@ -52,15 +52,14 @@
                 <w:iCs/>
                 <w:lang w:val="en-GB"/>
               </w:rPr>
-              <w:t>PERSONAL INFORMATION</w:t>
-            </w:r>
-            <w:r>
-              <w:rPr>
-                <w:rFonts w:asciiTheme="minorBidi" w:hAnsiTheme="minorBidi"/>
-                <w:iCs/>
-                <w:lang w:val="en-GB"/>
-              </w:rPr>
-              <w:t xml:space="preserve"> </w:t>
+              <w:t>SHAXSIY MA'LUMOTLAR</w:t>
+            </w:r>
+            <w:r>
+              <w:rPr>
+                <w:rFonts w:asciiTheme="minorBidi" w:hAnsiTheme="minorBidi"/>
+                <w:iCs/>
+                <w:lang w:val="en-GB"/>
+              </w:rPr>
             </w:r>
           </w:p>
         </w:tc>
@@ -96,7 +95,7 @@
                 <w:bCs/>
                 <w:lang w:val="en-GB"/>
               </w:rPr>
-              <w:t>Full name</w:t>
+              <w:t>To'liq ism</w:t>
             </w:r>
           </w:p>
         </w:tc>
@@ -167,14 +166,13 @@
                 <w:bCs/>
                 <w:lang w:val="en-GB"/>
               </w:rPr>
-              <w:t>Academic degree and title</w:t>
-            </w:r>
-            <w:r>
-              <w:rPr>
-                <w:rFonts w:asciiTheme="minorBidi" w:hAnsiTheme="minorBidi"/>
-                <w:lang w:val="en-GB"/>
-              </w:rPr>
-              <w:t xml:space="preserve"> </w:t>
+              <w:t>Ilmiy daraja va unvon</w:t>
+            </w:r>
+            <w:r>
+              <w:rPr>
+                <w:rFonts w:asciiTheme="minorBidi" w:hAnsiTheme="minorBidi"/>
+                <w:lang w:val="en-GB"/>
+              </w:rPr>
             </w:r>
           </w:p>
         </w:tc>
@@ -241,7 +239,7 @@
                 <w:b/>
                 <w:bCs/>
               </w:rPr>
-              <w:t>Current</w:t>
+              <w:t>Hozirgi lavozim</w:t>
             </w:r>
             <w:proofErr w:type="spellEnd"/>
             <w:r>
@@ -250,7 +248,6 @@
                 <w:b/>
                 <w:bCs/>
               </w:rPr>
-              <w:t xml:space="preserve"> Position</w:t>
             </w:r>
           </w:p>
         </w:tc>
@@ -316,7 +313,7 @@
                 <w:b/>
                 <w:bCs/>
               </w:rPr>
-              <w:t>Research Field</w:t>
+              <w:t>Tadqiqot sohasi</w:t>
             </w:r>
           </w:p>
         </w:tc>
@@ -390,15 +387,14 @@
                 <w:iCs/>
                 <w:lang w:val="en-GB"/>
               </w:rPr>
-              <w:t>EDUCATIONAL BACKGROUND</w:t>
-            </w:r>
-            <w:r>
-              <w:rPr>
-                <w:rFonts w:asciiTheme="minorBidi" w:hAnsiTheme="minorBidi"/>
-                <w:iCs/>
-                <w:lang w:val="en-GB"/>
-              </w:rPr>
-              <w:t xml:space="preserve"> </w:t>
+              <w:t>TA'LIM MA'LUMOTLARI</w:t>
+            </w:r>
+            <w:r>
+              <w:rPr>
+                <w:rFonts w:asciiTheme="minorBidi" w:hAnsiTheme="minorBidi"/>
+                <w:iCs/>
+                <w:lang w:val="en-GB"/>
+              </w:rPr>
             </w:r>
           </w:p>
         </w:tc>
@@ -437,7 +433,7 @@
                 <w:iCs/>
                 <w:lang w:val="en-GB"/>
               </w:rPr>
-              <w:t>Degree</w:t>
+              <w:t>Daraja</w:t>
             </w:r>
           </w:p>
         </w:tc>
@@ -473,7 +469,7 @@
                 <w:bCs/>
                 <w:iCs/>
               </w:rPr>
-              <w:t>Program</w:t>
+              <w:t>Dastur va malaka</w:t>
             </w:r>
             <w:proofErr w:type="spellEnd"/>
             <w:r>
@@ -483,7 +479,6 @@
                 <w:bCs/>
                 <w:iCs/>
               </w:rPr>
-              <w:t xml:space="preserve"> &amp; </w:t>
             </w:r>
             <w:proofErr w:type="spellStart"/>
             <w:r>
@@ -493,7 +488,6 @@
                 <w:bCs/>
                 <w:iCs/>
               </w:rPr>
-              <w:t>Qualification</w:t>
             </w:r>
             <w:proofErr w:type="spellEnd"/>
           </w:p>
@@ -532,7 +526,7 @@
                 <w:iCs/>
                 <w:lang w:val="en-GB"/>
               </w:rPr>
-              <w:t>HEI</w:t>
+              <w:t>OTM</w:t>
             </w:r>
           </w:p>
         </w:tc>
@@ -567,7 +561,7 @@
                 <w:bCs/>
                 <w:iCs/>
               </w:rPr>
-              <w:t>Year</w:t>
+              <w:t>Yil</w:t>
             </w:r>
           </w:p>
         </w:tc>
@@ -605,7 +599,7 @@
                 <w:bCs/>
                 <w:iCs/>
               </w:rPr>
-              <w:t>Bachelor</w:t>
+              <w:t>Bakalavr</w:t>
             </w:r>
           </w:p>
         </w:tc>
@@ -672,7 +666,7 @@
                 <w:iCs/>
                 <w:lang w:val="en-GB"/>
               </w:rPr>
-              <w:t>Termez State University</w:t>
+              <w:t>Termiz davlat universiteti</w:t>
             </w:r>
           </w:p>
         </w:tc>
@@ -740,7 +734,7 @@
                 <w:bCs/>
                 <w:iCs/>
               </w:rPr>
-              <w:t>Master</w:t>
+              <w:t>Magistr</w:t>
             </w:r>
           </w:p>
         </w:tc>
@@ -805,7 +799,7 @@
                 <w:iCs/>
                 <w:lang w:val="en-GB"/>
               </w:rPr>
-              <w:t>Termez State University</w:t>
+              <w:t>Termiz davlat universiteti</w:t>
             </w:r>
           </w:p>
         </w:tc>
@@ -1144,7 +1138,7 @@
                 <w:iCs/>
                 <w:lang w:val="en-GB"/>
               </w:rPr>
-              <w:t>PROFESSIONAL CAREER</w:t>
+              <w:t>KASBIY FAOLIYAT</w:t>
             </w:r>
           </w:p>
         </w:tc>
@@ -1180,14 +1174,13 @@
                 <w:bCs/>
                 <w:lang w:val="sv-SE"/>
               </w:rPr>
-              <w:t>Position</w:t>
+              <w:t>Lavozim</w:t>
             </w:r>
             <w:r>
               <w:rPr>
                 <w:rFonts w:asciiTheme="minorBidi" w:hAnsiTheme="minorBidi"/>
                 <w:lang w:val="sv-SE"/>
               </w:rPr>
-              <w:t xml:space="preserve"> </w:t>
             </w:r>
           </w:p>
         </w:tc>
@@ -1222,7 +1215,7 @@
                 <w:bCs/>
                 <w:lang w:val="en-US"/>
               </w:rPr>
-              <w:t>Organization</w:t>
+              <w:t>Tashkilot</w:t>
             </w:r>
           </w:p>
         </w:tc>
@@ -1258,7 +1251,7 @@
                 <w:bCs/>
                 <w:lang w:val="en-US"/>
               </w:rPr>
-              <w:t>Duration</w:t>
+              <w:t>Davr</w:t>
             </w:r>
           </w:p>
         </w:tc>
@@ -1459,7 +1452,7 @@
                 <w:rFonts w:asciiTheme="minorBidi" w:hAnsiTheme="minorBidi"/>
                 <w:lang w:val="en-US"/>
               </w:rPr>
-              <w:t>Termez State University</w:t>
+              <w:t>Termiz davlat universiteti</w:t>
             </w:r>
           </w:p>
         </w:tc>
@@ -1555,7 +1548,7 @@
                 <w:rFonts w:asciiTheme="minorBidi" w:hAnsiTheme="minorBidi"/>
                 <w:lang w:val="en-US"/>
               </w:rPr>
-              <w:t>Termez State University</w:t>
+              <w:t>Termiz davlat universiteti</w:t>
             </w:r>
           </w:p>
         </w:tc>
@@ -1651,7 +1644,7 @@
                 <w:rFonts w:asciiTheme="minorBidi" w:hAnsiTheme="minorBidi"/>
                 <w:lang w:val="en-US"/>
               </w:rPr>
-              <w:t>Termez State University</w:t>
+              <w:t>Termiz davlat universiteti</w:t>
             </w:r>
           </w:p>
         </w:tc>
@@ -1844,7 +1837,7 @@
                 <w:rFonts w:asciiTheme="minorBidi" w:hAnsiTheme="minorBidi"/>
                 <w:lang w:val="en-US"/>
               </w:rPr>
-              <w:t>Termez State University</w:t>
+              <w:t>Termiz davlat universiteti</w:t>
             </w:r>
           </w:p>
         </w:tc>
@@ -1915,7 +1908,7 @@
                 <w:bCs/>
                 <w:iCs/>
               </w:rPr>
-              <w:t>PROFESSIONAL MEMBERSHIPS &amp; SCIENTIFIC ACTIVITY</w:t>
+              <w:t>KASBIY A'ZOLIKLAR VA ILMIY FAOLIYAT</w:t>
             </w:r>
           </w:p>
         </w:tc>
@@ -1951,7 +1944,7 @@
                 <w:b/>
                 <w:bCs/>
               </w:rPr>
-              <w:t>Organization</w:t>
+              <w:t>Tashkilot</w:t>
             </w:r>
             <w:proofErr w:type="spellEnd"/>
           </w:p>
@@ -1988,7 +1981,7 @@
                 <w:b/>
                 <w:bCs/>
               </w:rPr>
-              <w:t>Position</w:t>
+              <w:t>Lavozim</w:t>
             </w:r>
           </w:p>
         </w:tc>
@@ -2024,13 +2017,12 @@
                 <w:b/>
                 <w:bCs/>
               </w:rPr>
-              <w:t>Year</w:t>
-            </w:r>
-            <w:r>
-              <w:rPr>
-                <w:rFonts w:asciiTheme="minorBidi" w:hAnsiTheme="minorBidi"/>
-              </w:rPr>
-              <w:t xml:space="preserve"> </w:t>
+              <w:t>Yil</w:t>
+            </w:r>
+            <w:r>
+              <w:rPr>
+                <w:rFonts w:asciiTheme="minorBidi" w:hAnsiTheme="minorBidi"/>
+              </w:rPr>
             </w:r>
           </w:p>
         </w:tc>
@@ -2156,7 +2148,7 @@
                 <w:b/>
                 <w:bCs/>
               </w:rPr>
-              <w:t xml:space="preserve">RESEARCH AND DEVELOPMENT PROJECTS (LAST 5 YEARS) </w:t>
+              <w:t>TADQIQOT VA ISHLAB CHIQISH LOYIHALARI (SO'NGGI 5 YIL)</w:t>
             </w:r>
           </w:p>
         </w:tc>
@@ -2228,7 +2220,7 @@
                 <w:b/>
                 <w:bCs/>
               </w:rPr>
-              <w:t>INDUSTRY COLLABORATIONS (LAST 5 YEARS)</w:t>
+              <w:t>SANOAT HAMKORLIKLARI (SO'NGGI 5 YIL)</w:t>
             </w:r>
           </w:p>
         </w:tc>
@@ -2300,7 +2292,7 @@
                 <w:b/>
                 <w:bCs/>
               </w:rPr>
-              <w:t>PATENTS AND INTELLECTUAL PROPERTY RIGHTS</w:t>
+              <w:t>PATENTLAR VA INTELLEKTUAL MULK HUQUQLARI</w:t>
             </w:r>
           </w:p>
         </w:tc>
@@ -2485,7 +2477,7 @@
                 <w:b/>
                 <w:bCs/>
               </w:rPr>
-              <w:t>SCIENTIFIC ARTICLES AND PUBLICATIONS (LAST 5 YEARS)</w:t>
+              <w:t>ILMIY MAQOLALAR VA NASHRLAR (SO'NGGI 5 YIL)</w:t>
             </w:r>
           </w:p>
         </w:tc>
